--- a/sales-templates/en/eduasiste-email-templates.docx
+++ b/sales-templates/en/eduasiste-email-templates.docx
@@ -19,13 +19,13 @@
           <w:bCs/>
           <w:b/>
         </w:rPr>
-        <w:t xml:space="preserve">HOW TO USE THIS TEMPLATE</w:t>
+        <w:t xml:space="preserve">HOW TO USE THIS TEMPLATE.</w:t>
       </w:r>
       <w:r>
         <w:t xml:space="preserve"> </w:t>
       </w:r>
       <w:r>
-        <w:t xml:space="preserve">— 1.</w:t>
+        <w:t xml:space="preserve">1.</w:t>
       </w:r>
       <w:r>
         <w:t xml:space="preserve"> </w:t>
@@ -330,7 +330,7 @@
         <w:pStyle w:val="BodyText"/>
       </w:pPr>
       <w:r>
-        <w:t xml:space="preserve">Quick question: when's the last time you knew - in real time - exactly what your child was learning and where they were struggling?</w:t>
+        <w:t xml:space="preserve">Quick question: when's the last time you knew, in real time, exactly what your child was learning and where they were struggling?</w:t>
       </w:r>
     </w:p>
     <w:p>
@@ -338,7 +338,7 @@
         <w:pStyle w:val="BodyText"/>
       </w:pPr>
       <w:r>
-        <w:t xml:space="preserve">Most parents I talk to are one conversation behind. You find out about a hard week when the report card lands, weeks late, and even then it's a score, not an understanding.</w:t>
+        <w:t xml:space="preserve">Most parents I talk to are one conversation behind. You find out about a hard week when the report card lands, and even then it's a score, not an explanation.</w:t>
       </w:r>
     </w:p>
     <w:p>
@@ -346,7 +346,7 @@
         <w:pStyle w:val="BodyText"/>
       </w:pPr>
       <w:r>
-        <w:t xml:space="preserve">EduAsiste gives your child their own AI tutor twin - and gives you a parent twin that stays in the loop automatically. Ask your twin "How's Emma doing in reading this week?" and get a live answer pulled straight from her learning twin. No report cards. No waiting.</w:t>
+        <w:t xml:space="preserve">EduAsiste gives your child their own AI tutor twin, and gives you a parent twin that stays in the loop automatically. Ask your twin "How's Emma doing in reading this week?" and get a live answer pulled straight from her learning twin, without waiting for a report card.</w:t>
       </w:r>
     </w:p>
     <w:p>
@@ -431,7 +431,7 @@
         <w:pStyle w:val="BodyText"/>
       </w:pPr>
       <w:r>
-        <w:t xml:space="preserve">I've been working with parents and tutors who were tired of finding out about a struggling week long after it was over. The families who get ahead aren't doing more homework - they're just seeing what's happening while it's happening.</w:t>
+        <w:t xml:space="preserve">I've been working with parents and tutors who were tired of finding out about a struggling week long after it was over. The families who get ahead aren't doing more homework. They just see what's happening while it's happening.</w:t>
       </w:r>
     </w:p>
     <w:p>
@@ -439,7 +439,7 @@
         <w:pStyle w:val="BodyText"/>
       </w:pPr>
       <w:r>
-        <w:t xml:space="preserve">EduAsiste is how families like</w:t>
+        <w:t xml:space="preserve">EduAsiste keeps a parent twin in the loop after every lesson, the way families like</w:t>
       </w:r>
       <w:r>
         <w:t xml:space="preserve"> </w:t>
@@ -454,7 +454,7 @@
         <w:t xml:space="preserve"> </w:t>
       </w:r>
       <w:r>
-        <w:t xml:space="preserve">keep a parent twin in the loop after every lesson. It's not about replacing the teacher or the tutor - it's about making sure no one is one conversation behind your child.</w:t>
+        <w:t xml:space="preserve">already do. It doesn't replace the teacher or the tutor. It makes sure no one is a conversation behind your child.</w:t>
       </w:r>
     </w:p>
     <w:p>
@@ -562,7 +562,7 @@
         <w:pStyle w:val="BodyText"/>
       </w:pPr>
       <w:r>
-        <w:t xml:space="preserve">Most of the time, everything that one teacher knew about your child - what clicks, what frustrates them, the gap they were finally closing - just disappears at the handoff. The new teacher starts from zero, and so does your child.</w:t>
+        <w:t xml:space="preserve">Most of the time, everything one teacher knew about your child (what clicks, what frustrates them, the gap they were finally closing) disappears at the handoff. The new teacher starts from zero, and so does your child.</w:t>
       </w:r>
     </w:p>
     <w:p>
@@ -578,7 +578,7 @@
         <w:pStyle w:val="BodyText"/>
       </w:pPr>
       <w:r>
-        <w:t xml:space="preserve">Would it be valuable to chat about how this could work for</w:t>
+        <w:t xml:space="preserve">Would it be valuable to talk about how this could work for</w:t>
       </w:r>
       <w:r>
         <w:t xml:space="preserve"> </w:t>
@@ -701,7 +701,7 @@
         <w:pStyle w:val="Compact"/>
       </w:pPr>
       <w:r>
-        <w:t xml:space="preserve">Every learner gets their own AI tutor twin - and you (parent or teacher) get a twin too</w:t>
+        <w:t xml:space="preserve">Every learner gets their own AI tutor twin, and you (parent or teacher) get a twin too</w:t>
       </w:r>
     </w:p>
     <w:p>
@@ -752,7 +752,7 @@
         <w:pStyle w:val="Compact"/>
       </w:pPr>
       <w:r>
-        <w:t xml:space="preserve">Socratic study sessions that guide by asking, not telling - auto-summarized into your chat</w:t>
+        <w:t xml:space="preserve">Socratic study sessions that guide by asking instead of telling, auto-summarized into your chat</w:t>
       </w:r>
     </w:p>
     <w:p>
@@ -782,7 +782,7 @@
         <w:t xml:space="preserve"> </w:t>
       </w:r>
       <w:r>
-        <w:t xml:space="preserve">[Customize based on demo - e.g., "Seeing reading progress without waiting for report cards" or "Assigning practice without becoming the tutor yourself"]</w:t>
+        <w:t xml:space="preserve">[Customize based on demo, e.g., "Seeing reading progress without waiting for report cards" or "Assigning practice without becoming the tutor yourself"]</w:t>
       </w:r>
     </w:p>
     <w:p>
@@ -800,7 +800,7 @@
         <w:t xml:space="preserve"> </w:t>
       </w:r>
       <w:r>
-        <w:t xml:space="preserve">[Customize - e.g., "Knowing where each of your tutoring students stands before every session, without re-reading your notes" or "Quality learning time at home without you having to be the teacher"]</w:t>
+        <w:t xml:space="preserve">[Customize, e.g., "Knowing where each of your tutoring students stands before every session, without re-reading your notes" or "Quality learning time at home without you having to be the teacher"]</w:t>
       </w:r>
     </w:p>
     <w:p>
@@ -824,7 +824,7 @@
         <w:pStyle w:val="Compact"/>
       </w:pPr>
       <w:r>
-        <w:t xml:space="preserve">[Action item - e.g., "I'll send over the privacy and data documentation you asked about"]</w:t>
+        <w:t xml:space="preserve">[Action item, e.g., "I'll send over the privacy and data documentation you asked about"]</w:t>
       </w:r>
     </w:p>
     <w:p>
@@ -836,7 +836,7 @@
         <w:pStyle w:val="Compact"/>
       </w:pPr>
       <w:r>
-        <w:t xml:space="preserve">[Action item - e.g., "Let's get your first learner twin set up"]</w:t>
+        <w:t xml:space="preserve">[Action item, e.g., "Let's get your first learner twin set up"]</w:t>
       </w:r>
     </w:p>
     <w:p>
@@ -848,7 +848,7 @@
         <w:pStyle w:val="Compact"/>
       </w:pPr>
       <w:r>
-        <w:t xml:space="preserve">[Action item - e.g., "30-day free trial starting next Monday"]</w:t>
+        <w:t xml:space="preserve">[Action item, e.g., "30-day free trial starting next Monday"]</w:t>
       </w:r>
     </w:p>
     <w:p>
@@ -856,7 +856,7 @@
         <w:pStyle w:val="FirstParagraph"/>
       </w:pPr>
       <w:r>
-        <w:t xml:space="preserve">Let me know if you have any questions. Looking forward to getting started!</w:t>
+        <w:t xml:space="preserve">If anything's unclear, just reply and ask. Otherwise I'll get your first learner twin set up.</w:t>
       </w:r>
     </w:p>
     <w:p>
@@ -941,7 +941,7 @@
         <w:pStyle w:val="BodyText"/>
       </w:pPr>
       <w:r>
-        <w:t xml:space="preserve">Is EduAsiste still something you're considering? If the timing isn't right, totally understand - just let me know either way so I can update my notes.</w:t>
+        <w:t xml:space="preserve">Is EduAsiste still something you're considering? If the timing isn't right, totally understand. Just let me know either way so I can update my notes.</w:t>
       </w:r>
     </w:p>
     <w:p>
@@ -949,7 +949,7 @@
         <w:pStyle w:val="BodyText"/>
       </w:pPr>
       <w:r>
-        <w:t xml:space="preserve">If you have questions or concerns - especially around privacy or how the twins talk to each other - happy to address those too.</w:t>
+        <w:t xml:space="preserve">If you have questions or concerns, especially around privacy or how the twins talk to each other, I'm happy to address those.</w:t>
       </w:r>
     </w:p>
     <w:p>
@@ -1163,7 +1163,7 @@
         <w:pStyle w:val="FirstParagraph"/>
       </w:pPr>
       <w:r>
-        <w:t xml:space="preserve">Most families and tutors start on the 30-day free trial and decide once they've seen real progress in their own child or roster - no card to start.</w:t>
+        <w:t xml:space="preserve">Most families and tutors start on the 30-day free trial and decide once they've seen real progress in their own child or roster. No card to start.</w:t>
       </w:r>
     </w:p>
     <w:p>
@@ -1248,7 +1248,7 @@
         <w:pStyle w:val="BodyText"/>
       </w:pPr>
       <w:r>
-        <w:t xml:space="preserve">Protecting a child's data is the whole point - here's exactly how EduAsiste handles it:</w:t>
+        <w:t xml:space="preserve">Protecting a child's data matters. Here's exactly how EduAsiste handles it:</w:t>
       </w:r>
     </w:p>
     <w:p>
@@ -1284,7 +1284,7 @@
         <w:pStyle w:val="Compact"/>
       </w:pPr>
       <w:r>
-        <w:t xml:space="preserve">No secret surveillance - the twins talk to each other with full transparency</w:t>
+        <w:t xml:space="preserve">The twins talk to each other in the open, with no hidden surveillance</w:t>
       </w:r>
     </w:p>
     <w:p>
@@ -1296,7 +1296,7 @@
         <w:pStyle w:val="Compact"/>
       </w:pPr>
       <w:r>
-        <w:t xml:space="preserve">Trust between you and your child is the product, not a feature we bolt on</w:t>
+        <w:t xml:space="preserve">The data is transparent by default: nothing is locked away, so you can take it out or remove it whenever you want</w:t>
       </w:r>
     </w:p>
     <w:p>
@@ -1485,7 +1485,7 @@
         <w:pStyle w:val="BodyText"/>
       </w:pPr>
       <w:r>
-        <w:t xml:space="preserve">Totally fair - plenty of families and tutors track progress on their own. Here's the honest comparison:</w:t>
+        <w:t xml:space="preserve">Totally fair. Plenty of families and tutors track progress on their own. Here's the honest comparison:</w:t>
       </w:r>
     </w:p>
     <w:p>
@@ -1759,7 +1759,7 @@
         <w:pStyle w:val="BodyText"/>
       </w:pPr>
       <w:r>
-        <w:t xml:space="preserve">If you're still considering EduAsiste, starting your 30-day free trial now means you'll be fully set up - learner twin and parent twin talking - by the time the term begins.</w:t>
+        <w:t xml:space="preserve">If you're still considering EduAsiste, starting your 30-day free trial now means you'll be fully set up, with the learner twin and parent twin already talking, by the time the term begins.</w:t>
       </w:r>
     </w:p>
     <w:p>
@@ -1767,7 +1767,7 @@
         <w:pStyle w:val="BodyText"/>
       </w:pPr>
       <w:r>
-        <w:t xml:space="preserve">No pressure - just wanted to make sure you had the timing in mind.</w:t>
+        <w:t xml:space="preserve">No pressure. I just wanted to make sure you had the timing in mind.</w:t>
       </w:r>
     </w:p>
     <w:p>
@@ -1852,7 +1852,7 @@
         <w:pStyle w:val="BodyText"/>
       </w:pPr>
       <w:r>
-        <w:t xml:space="preserve">I know trying something new with your child - or across your students - can feel like a leap. Here's a low-risk way to test EduAsiste:</w:t>
+        <w:t xml:space="preserve">I know trying something new with your child (or across your students) can feel like a leap. Here's a low-risk way to test EduAsiste:</w:t>
       </w:r>
     </w:p>
     <w:p>
@@ -1903,7 +1903,7 @@
         <w:t xml:space="preserve"> </w:t>
       </w:r>
       <w:r>
-        <w:t xml:space="preserve">features - live progress, one-sentence worksheets, Socratic summaries, auto-filling goals</w:t>
+        <w:t xml:space="preserve">features: live progress, one-sentence worksheets, Socratic summaries, auto-filling goals</w:t>
       </w:r>
     </w:p>
     <w:p>
@@ -2014,7 +2014,7 @@
         <w:t xml:space="preserve">Subject</w:t>
       </w:r>
       <w:r>
-        <w:t xml:space="preserve">: A fresh term - still one conversation behind?</w:t>
+        <w:t xml:space="preserve">: A fresh term, still one conversation behind?</w:t>
       </w:r>
     </w:p>
     <w:p>
@@ -2058,7 +2058,7 @@
         <w:pStyle w:val="BodyText"/>
       </w:pPr>
       <w:r>
-        <w:t xml:space="preserve">The longer a learning twin runs, the more it knows your child - so the families who start a term ahead are never the ones playing catch-up at report-card time.</w:t>
+        <w:t xml:space="preserve">The longer a learning twin runs, the more it knows your child. The families who start a term ahead are never the ones playing catch-up at report-card time.</w:t>
       </w:r>
     </w:p>
     <w:p>
@@ -2066,7 +2066,7 @@
         <w:pStyle w:val="BodyText"/>
       </w:pPr>
       <w:r>
-        <w:t xml:space="preserve">If the timing is better now, I'd love to reconnect. If not, no worries - just wanted to check in at the start of the term.</w:t>
+        <w:t xml:space="preserve">If the timing is better now, I'd love to reconnect. If not, no worries. I just wanted to check in at the start of the term.</w:t>
       </w:r>
     </w:p>
     <w:p>
@@ -2143,7 +2143,7 @@
         <w:pStyle w:val="BodyText"/>
       </w:pPr>
       <w:r>
-        <w:t xml:space="preserve">Remember when we spoke and you asked about [Feature they wanted - e.g., "quizzes with auto-grading" or "a classroom view for your cohort"]?</w:t>
+        <w:t xml:space="preserve">Remember when we spoke and you asked about [Feature they wanted, e.g., "quizzes with auto-grading" or "a classroom view for your cohort"]?</w:t>
       </w:r>
     </w:p>
     <w:p>
@@ -2151,7 +2151,7 @@
         <w:pStyle w:val="BodyText"/>
       </w:pPr>
       <w:r>
-        <w:t xml:space="preserve">Good news - we just launched it.</w:t>
+        <w:t xml:space="preserve">Good news: we just launched it.</w:t>
       </w:r>
     </w:p>
     <w:p>
